--- a/docs/Kleurenpalette_Formulier.docx
+++ b/docs/Kleurenpalette_Formulier.docx
@@ -189,6 +189,7 @@
       <w:r>
         <w:rPr>
           <w:rFonts w:ascii="Arial" w:hAnsi="Arial" w:cs="Arial"/>
+          <w:noProof/>
           <w:u w:val="single"/>
         </w:rPr>
         <w:drawing>
@@ -243,6 +244,48 @@
           <w:u w:val="single"/>
         </w:rPr>
       </w:pPr>
+      <w:r>
+        <w:rPr>
+          <w:rFonts w:ascii="Arial" w:hAnsi="Arial" w:cs="Arial"/>
+          <w:u w:val="single"/>
+        </w:rPr>
+        <w:lastRenderedPageBreak/>
+        <w:drawing>
+          <wp:inline distT="0" distB="0" distL="0" distR="0" wp14:anchorId="3CD937A5" wp14:editId="3F6D0B67">
+            <wp:extent cx="5760720" cy="4284980"/>
+            <wp:effectExtent l="0" t="0" r="0" b="1270"/>
+            <wp:docPr id="1488439759" name="Afbeelding 1"/>
+            <wp:cNvGraphicFramePr>
+              <a:graphicFrameLocks xmlns:a="http://schemas.openxmlformats.org/drawingml/2006/main" noChangeAspect="1"/>
+            </wp:cNvGraphicFramePr>
+            <a:graphic xmlns:a="http://schemas.openxmlformats.org/drawingml/2006/main">
+              <a:graphicData uri="http://schemas.openxmlformats.org/drawingml/2006/picture">
+                <pic:pic xmlns:pic="http://schemas.openxmlformats.org/drawingml/2006/picture">
+                  <pic:nvPicPr>
+                    <pic:cNvPr id="1488439759" name=""/>
+                    <pic:cNvPicPr/>
+                  </pic:nvPicPr>
+                  <pic:blipFill>
+                    <a:blip r:embed="rId8"/>
+                    <a:stretch>
+                      <a:fillRect/>
+                    </a:stretch>
+                  </pic:blipFill>
+                  <pic:spPr>
+                    <a:xfrm>
+                      <a:off x="0" y="0"/>
+                      <a:ext cx="5760720" cy="4284980"/>
+                    </a:xfrm>
+                    <a:prstGeom prst="rect">
+                      <a:avLst/>
+                    </a:prstGeom>
+                  </pic:spPr>
+                </pic:pic>
+              </a:graphicData>
+            </a:graphic>
+          </wp:inline>
+        </w:drawing>
+      </w:r>
     </w:p>
     <w:p>
       <w:pPr>
@@ -256,6 +299,44 @@
           <w:rFonts w:ascii="Arial" w:hAnsi="Arial" w:cs="Arial"/>
           <w:u w:val="single"/>
         </w:rPr>
+        <w:t xml:space="preserve">DIT IS DE LINK : </w:t>
+      </w:r>
+      <w:hyperlink r:id="rId9" w:history="1">
+        <w:r>
+          <w:rPr>
+            <w:rStyle w:val="Hyperlink"/>
+            <w:rFonts w:ascii="Arial" w:hAnsi="Arial" w:cs="Arial"/>
+          </w:rPr>
+          <w:t>https://www.figma.com/design</w:t>
+        </w:r>
+        <w:r>
+          <w:rPr>
+            <w:rStyle w:val="Hyperlink"/>
+            <w:rFonts w:ascii="Arial" w:hAnsi="Arial" w:cs="Arial"/>
+          </w:rPr>
+          <w:t>/</w:t>
+        </w:r>
+        <w:r>
+          <w:rPr>
+            <w:rStyle w:val="Hyperlink"/>
+            <w:rFonts w:ascii="Arial" w:hAnsi="Arial" w:cs="Arial"/>
+          </w:rPr>
+          <w:t>1ijT4ngcnBu8liBjvUeGBg/eren-kleurenpalet?node-id=0-1&amp;t=wBAlhHaime0LrduC-1</w:t>
+        </w:r>
+      </w:hyperlink>
+    </w:p>
+    <w:p>
+      <w:pPr>
+        <w:rPr>
+          <w:rFonts w:ascii="Arial" w:hAnsi="Arial" w:cs="Arial"/>
+          <w:u w:val="single"/>
+        </w:rPr>
+      </w:pPr>
+      <w:r>
+        <w:rPr>
+          <w:rFonts w:ascii="Arial" w:hAnsi="Arial" w:cs="Arial"/>
+          <w:u w:val="single"/>
+        </w:rPr>
         <w:t xml:space="preserve">Beargumenteer je keuzes. Wat zijn je primaire kleuren, wat zijn je secundaire kleuren, welke kleurenharmonie heb je gebruikt en hoe heb je </w:t>
       </w:r>
       <w:proofErr w:type="spellStart"/>
@@ -291,6 +372,577 @@
         <w:t xml:space="preserve"> toegepast? Wat voegen de door jou gekozen kleuren toe aan je ontwerp?</w:t>
       </w:r>
     </w:p>
+    <w:p>
+      <w:pPr>
+        <w:rPr>
+          <w:rFonts w:ascii="Arial" w:hAnsi="Arial" w:cs="Arial"/>
+          <w:u w:val="single"/>
+        </w:rPr>
+      </w:pPr>
+      <w:r>
+        <w:rPr>
+          <w:rFonts w:ascii="Arial" w:hAnsi="Arial" w:cs="Arial"/>
+          <w:u w:val="single"/>
+        </w:rPr>
+        <w:t>Primaire kleuren</w:t>
+      </w:r>
+    </w:p>
+    <w:tbl>
+      <w:tblPr>
+        <w:tblW w:w="0" w:type="auto"/>
+        <w:tblCellSpacing w:w="15" w:type="dxa"/>
+        <w:tblBorders>
+          <w:bottom w:val="single" w:sz="4" w:space="0" w:color="auto"/>
+        </w:tblBorders>
+        <w:tblCellMar>
+          <w:top w:w="15" w:type="dxa"/>
+          <w:left w:w="15" w:type="dxa"/>
+          <w:bottom w:w="15" w:type="dxa"/>
+          <w:right w:w="15" w:type="dxa"/>
+        </w:tblCellMar>
+        <w:tblLook w:val="04A0" w:firstRow="1" w:lastRow="0" w:firstColumn="1" w:lastColumn="0" w:noHBand="0" w:noVBand="1"/>
+      </w:tblPr>
+      <w:tblGrid>
+        <w:gridCol w:w="2067"/>
+        <w:gridCol w:w="2067"/>
+        <w:gridCol w:w="2068"/>
+      </w:tblGrid>
+      <w:tr>
+        <w:trPr>
+          <w:tblHeader/>
+          <w:tblCellSpacing w:w="15" w:type="dxa"/>
+        </w:trPr>
+        <w:tc>
+          <w:tcPr>
+            <w:tcW w:w="2022" w:type="dxa"/>
+            <w:vAlign w:val="center"/>
+            <w:hideMark/>
+          </w:tcPr>
+          <w:p>
+            <w:pPr>
+              <w:rPr>
+                <w:rFonts w:ascii="Arial" w:hAnsi="Arial" w:cs="Arial"/>
+                <w:b/>
+                <w:bCs/>
+              </w:rPr>
+            </w:pPr>
+            <w:r>
+              <w:rPr>
+                <w:rFonts w:ascii="Arial" w:hAnsi="Arial" w:cs="Arial"/>
+                <w:b/>
+                <w:bCs/>
+              </w:rPr>
+              <w:t>Kleur</w:t>
+            </w:r>
+          </w:p>
+        </w:tc>
+        <w:tc>
+          <w:tcPr>
+            <w:tcW w:w="2037" w:type="dxa"/>
+            <w:vAlign w:val="center"/>
+            <w:hideMark/>
+          </w:tcPr>
+          <w:p>
+            <w:pPr>
+              <w:rPr>
+                <w:rFonts w:ascii="Arial" w:hAnsi="Arial" w:cs="Arial"/>
+                <w:b/>
+                <w:bCs/>
+              </w:rPr>
+            </w:pPr>
+            <w:proofErr w:type="spellStart"/>
+            <w:r>
+              <w:rPr>
+                <w:rFonts w:ascii="Arial" w:hAnsi="Arial" w:cs="Arial"/>
+                <w:b/>
+                <w:bCs/>
+              </w:rPr>
+              <w:t>Hex</w:t>
+            </w:r>
+            <w:proofErr w:type="spellEnd"/>
+            <w:r>
+              <w:rPr>
+                <w:rFonts w:ascii="Arial" w:hAnsi="Arial" w:cs="Arial"/>
+                <w:b/>
+                <w:bCs/>
+              </w:rPr>
+              <w:t>-code</w:t>
+            </w:r>
+          </w:p>
+        </w:tc>
+        <w:tc>
+          <w:tcPr>
+            <w:tcW w:w="2023" w:type="dxa"/>
+            <w:vAlign w:val="center"/>
+            <w:hideMark/>
+          </w:tcPr>
+          <w:p>
+            <w:pPr>
+              <w:rPr>
+                <w:rFonts w:ascii="Arial" w:hAnsi="Arial" w:cs="Arial"/>
+                <w:b/>
+                <w:bCs/>
+              </w:rPr>
+            </w:pPr>
+            <w:r>
+              <w:rPr>
+                <w:rFonts w:ascii="Arial" w:hAnsi="Arial" w:cs="Arial"/>
+                <w:b/>
+                <w:bCs/>
+              </w:rPr>
+              <w:t>Gebruik</w:t>
+            </w:r>
+          </w:p>
+        </w:tc>
+      </w:tr>
+      <w:tr>
+        <w:trPr>
+          <w:tblCellSpacing w:w="15" w:type="dxa"/>
+        </w:trPr>
+        <w:tc>
+          <w:tcPr>
+            <w:tcW w:w="2022" w:type="dxa"/>
+            <w:vAlign w:val="center"/>
+            <w:hideMark/>
+          </w:tcPr>
+          <w:p>
+            <w:pPr>
+              <w:rPr>
+                <w:rFonts w:ascii="Arial" w:hAnsi="Arial" w:cs="Arial"/>
+              </w:rPr>
+            </w:pPr>
+            <w:r>
+              <w:rPr>
+                <w:rFonts w:ascii="Arial" w:hAnsi="Arial" w:cs="Arial"/>
+              </w:rPr>
+              <w:t>Groen</w:t>
+            </w:r>
+          </w:p>
+        </w:tc>
+        <w:tc>
+          <w:tcPr>
+            <w:tcW w:w="2037" w:type="dxa"/>
+            <w:vAlign w:val="center"/>
+            <w:hideMark/>
+          </w:tcPr>
+          <w:p>
+            <w:pPr>
+              <w:rPr>
+                <w:rFonts w:ascii="Arial" w:hAnsi="Arial" w:cs="Arial"/>
+              </w:rPr>
+            </w:pPr>
+            <w:r>
+              <w:rPr>
+                <w:rFonts w:ascii="Arial" w:hAnsi="Arial" w:cs="Arial"/>
+              </w:rPr>
+              <w:t>#00B894</w:t>
+            </w:r>
+          </w:p>
+        </w:tc>
+        <w:tc>
+          <w:tcPr>
+            <w:tcW w:w="2023" w:type="dxa"/>
+            <w:vAlign w:val="center"/>
+            <w:hideMark/>
+          </w:tcPr>
+          <w:p>
+            <w:pPr>
+              <w:rPr>
+                <w:rFonts w:ascii="Arial" w:hAnsi="Arial" w:cs="Arial"/>
+              </w:rPr>
+            </w:pPr>
+            <w:r>
+              <w:rPr>
+                <w:rFonts w:ascii="Arial" w:hAnsi="Arial" w:cs="Arial"/>
+              </w:rPr>
+              <w:t>Knoppen en belangrijke onderdelen</w:t>
+            </w:r>
+          </w:p>
+        </w:tc>
+      </w:tr>
+      <w:tr>
+        <w:trPr>
+          <w:tblCellSpacing w:w="15" w:type="dxa"/>
+        </w:trPr>
+        <w:tc>
+          <w:tcPr>
+            <w:tcW w:w="2022" w:type="dxa"/>
+            <w:vAlign w:val="center"/>
+            <w:hideMark/>
+          </w:tcPr>
+          <w:p>
+            <w:pPr>
+              <w:rPr>
+                <w:rFonts w:ascii="Arial" w:hAnsi="Arial" w:cs="Arial"/>
+              </w:rPr>
+            </w:pPr>
+            <w:r>
+              <w:rPr>
+                <w:rFonts w:ascii="Arial" w:hAnsi="Arial" w:cs="Arial"/>
+              </w:rPr>
+              <w:t>Lichtgroen</w:t>
+            </w:r>
+          </w:p>
+        </w:tc>
+        <w:tc>
+          <w:tcPr>
+            <w:tcW w:w="2037" w:type="dxa"/>
+            <w:vAlign w:val="center"/>
+            <w:hideMark/>
+          </w:tcPr>
+          <w:p>
+            <w:pPr>
+              <w:rPr>
+                <w:rFonts w:ascii="Arial" w:hAnsi="Arial" w:cs="Arial"/>
+              </w:rPr>
+            </w:pPr>
+            <w:r>
+              <w:rPr>
+                <w:rFonts w:ascii="Arial" w:hAnsi="Arial" w:cs="Arial"/>
+              </w:rPr>
+              <w:t>#00C9A7</w:t>
+            </w:r>
+          </w:p>
+        </w:tc>
+        <w:tc>
+          <w:tcPr>
+            <w:tcW w:w="2023" w:type="dxa"/>
+            <w:vAlign w:val="center"/>
+            <w:hideMark/>
+          </w:tcPr>
+          <w:p>
+            <w:pPr>
+              <w:rPr>
+                <w:rFonts w:ascii="Arial" w:hAnsi="Arial" w:cs="Arial"/>
+              </w:rPr>
+            </w:pPr>
+            <w:r>
+              <w:rPr>
+                <w:rFonts w:ascii="Arial" w:hAnsi="Arial" w:cs="Arial"/>
+              </w:rPr>
+              <w:t>Teksten</w:t>
+            </w:r>
+          </w:p>
+        </w:tc>
+      </w:tr>
+    </w:tbl>
+    <w:p>
+      <w:pPr>
+        <w:rPr>
+          <w:rFonts w:ascii="Arial" w:hAnsi="Arial" w:cs="Arial"/>
+          <w:u w:val="single"/>
+        </w:rPr>
+      </w:pPr>
+      <w:r>
+        <w:rPr>
+          <w:rFonts w:ascii="Arial" w:hAnsi="Arial" w:cs="Arial"/>
+          <w:u w:val="single"/>
+        </w:rPr>
+        <w:t>Secundaire kleuren</w:t>
+      </w:r>
+    </w:p>
+    <w:tbl>
+      <w:tblPr>
+        <w:tblW w:w="0" w:type="auto"/>
+        <w:tblCellSpacing w:w="15" w:type="dxa"/>
+        <w:tblCellMar>
+          <w:top w:w="15" w:type="dxa"/>
+          <w:left w:w="15" w:type="dxa"/>
+          <w:bottom w:w="15" w:type="dxa"/>
+          <w:right w:w="15" w:type="dxa"/>
+        </w:tblCellMar>
+        <w:tblLook w:val="04A0" w:firstRow="1" w:lastRow="0" w:firstColumn="1" w:lastColumn="0" w:noHBand="0" w:noVBand="1"/>
+      </w:tblPr>
+      <w:tblGrid>
+        <w:gridCol w:w="1684"/>
+        <w:gridCol w:w="1684"/>
+        <w:gridCol w:w="1685"/>
+      </w:tblGrid>
+      <w:tr>
+        <w:trPr>
+          <w:tblHeader/>
+          <w:tblCellSpacing w:w="15" w:type="dxa"/>
+        </w:trPr>
+        <w:tc>
+          <w:tcPr>
+            <w:tcW w:w="1639" w:type="dxa"/>
+            <w:vAlign w:val="center"/>
+            <w:hideMark/>
+          </w:tcPr>
+          <w:p>
+            <w:pPr>
+              <w:rPr>
+                <w:rFonts w:ascii="Arial" w:hAnsi="Arial" w:cs="Arial"/>
+                <w:b/>
+                <w:bCs/>
+              </w:rPr>
+            </w:pPr>
+            <w:r>
+              <w:rPr>
+                <w:rFonts w:ascii="Arial" w:hAnsi="Arial" w:cs="Arial"/>
+                <w:b/>
+                <w:bCs/>
+              </w:rPr>
+              <w:t>Kleur</w:t>
+            </w:r>
+          </w:p>
+        </w:tc>
+        <w:tc>
+          <w:tcPr>
+            <w:tcW w:w="1654" w:type="dxa"/>
+            <w:vAlign w:val="center"/>
+            <w:hideMark/>
+          </w:tcPr>
+          <w:p>
+            <w:pPr>
+              <w:rPr>
+                <w:rFonts w:ascii="Arial" w:hAnsi="Arial" w:cs="Arial"/>
+                <w:b/>
+                <w:bCs/>
+              </w:rPr>
+            </w:pPr>
+            <w:proofErr w:type="spellStart"/>
+            <w:r>
+              <w:rPr>
+                <w:rFonts w:ascii="Arial" w:hAnsi="Arial" w:cs="Arial"/>
+                <w:b/>
+                <w:bCs/>
+              </w:rPr>
+              <w:t>Hex</w:t>
+            </w:r>
+            <w:proofErr w:type="spellEnd"/>
+            <w:r>
+              <w:rPr>
+                <w:rFonts w:ascii="Arial" w:hAnsi="Arial" w:cs="Arial"/>
+                <w:b/>
+                <w:bCs/>
+              </w:rPr>
+              <w:t>-code</w:t>
+            </w:r>
+          </w:p>
+        </w:tc>
+        <w:tc>
+          <w:tcPr>
+            <w:tcW w:w="1640" w:type="dxa"/>
+            <w:vAlign w:val="center"/>
+            <w:hideMark/>
+          </w:tcPr>
+          <w:p>
+            <w:pPr>
+              <w:rPr>
+                <w:rFonts w:ascii="Arial" w:hAnsi="Arial" w:cs="Arial"/>
+                <w:b/>
+                <w:bCs/>
+              </w:rPr>
+            </w:pPr>
+            <w:r>
+              <w:rPr>
+                <w:rFonts w:ascii="Arial" w:hAnsi="Arial" w:cs="Arial"/>
+                <w:b/>
+                <w:bCs/>
+              </w:rPr>
+              <w:t>Gebruik</w:t>
+            </w:r>
+          </w:p>
+        </w:tc>
+      </w:tr>
+      <w:tr>
+        <w:trPr>
+          <w:tblCellSpacing w:w="15" w:type="dxa"/>
+        </w:trPr>
+        <w:tc>
+          <w:tcPr>
+            <w:tcW w:w="1639" w:type="dxa"/>
+            <w:vAlign w:val="center"/>
+            <w:hideMark/>
+          </w:tcPr>
+          <w:p>
+            <w:pPr>
+              <w:rPr>
+                <w:rFonts w:ascii="Arial" w:hAnsi="Arial" w:cs="Arial"/>
+              </w:rPr>
+            </w:pPr>
+            <w:r>
+              <w:rPr>
+                <w:rFonts w:ascii="Arial" w:hAnsi="Arial" w:cs="Arial"/>
+              </w:rPr>
+              <w:t>Zwart</w:t>
+            </w:r>
+          </w:p>
+        </w:tc>
+        <w:tc>
+          <w:tcPr>
+            <w:tcW w:w="1654" w:type="dxa"/>
+            <w:vAlign w:val="center"/>
+            <w:hideMark/>
+          </w:tcPr>
+          <w:p>
+            <w:pPr>
+              <w:rPr>
+                <w:rFonts w:ascii="Arial" w:hAnsi="Arial" w:cs="Arial"/>
+              </w:rPr>
+            </w:pPr>
+            <w:r>
+              <w:rPr>
+                <w:rFonts w:ascii="Arial" w:hAnsi="Arial" w:cs="Arial"/>
+              </w:rPr>
+              <w:t>#070707</w:t>
+            </w:r>
+          </w:p>
+        </w:tc>
+        <w:tc>
+          <w:tcPr>
+            <w:tcW w:w="1640" w:type="dxa"/>
+            <w:vAlign w:val="center"/>
+            <w:hideMark/>
+          </w:tcPr>
+          <w:p>
+            <w:pPr>
+              <w:rPr>
+                <w:rFonts w:ascii="Arial" w:hAnsi="Arial" w:cs="Arial"/>
+              </w:rPr>
+            </w:pPr>
+            <w:r>
+              <w:rPr>
+                <w:rFonts w:ascii="Arial" w:hAnsi="Arial" w:cs="Arial"/>
+              </w:rPr>
+              <w:t>Achtergrond</w:t>
+            </w:r>
+          </w:p>
+        </w:tc>
+      </w:tr>
+      <w:tr>
+        <w:trPr>
+          <w:tblCellSpacing w:w="15" w:type="dxa"/>
+        </w:trPr>
+        <w:tc>
+          <w:tcPr>
+            <w:tcW w:w="1639" w:type="dxa"/>
+            <w:vAlign w:val="center"/>
+            <w:hideMark/>
+          </w:tcPr>
+          <w:p>
+            <w:pPr>
+              <w:rPr>
+                <w:rFonts w:ascii="Arial" w:hAnsi="Arial" w:cs="Arial"/>
+              </w:rPr>
+            </w:pPr>
+            <w:r>
+              <w:rPr>
+                <w:rFonts w:ascii="Arial" w:hAnsi="Arial" w:cs="Arial"/>
+              </w:rPr>
+              <w:lastRenderedPageBreak/>
+              <w:t>Donkergrijs</w:t>
+            </w:r>
+          </w:p>
+        </w:tc>
+        <w:tc>
+          <w:tcPr>
+            <w:tcW w:w="1654" w:type="dxa"/>
+            <w:vAlign w:val="center"/>
+            <w:hideMark/>
+          </w:tcPr>
+          <w:p>
+            <w:pPr>
+              <w:rPr>
+                <w:rFonts w:ascii="Arial" w:hAnsi="Arial" w:cs="Arial"/>
+              </w:rPr>
+            </w:pPr>
+            <w:r>
+              <w:rPr>
+                <w:rFonts w:ascii="Arial" w:hAnsi="Arial" w:cs="Arial"/>
+              </w:rPr>
+              <w:t>#0F0F10</w:t>
+            </w:r>
+          </w:p>
+        </w:tc>
+        <w:tc>
+          <w:tcPr>
+            <w:tcW w:w="1640" w:type="dxa"/>
+            <w:vAlign w:val="center"/>
+            <w:hideMark/>
+          </w:tcPr>
+          <w:p>
+            <w:pPr>
+              <w:rPr>
+                <w:rFonts w:ascii="Arial" w:hAnsi="Arial" w:cs="Arial"/>
+              </w:rPr>
+            </w:pPr>
+            <w:r>
+              <w:rPr>
+                <w:rFonts w:ascii="Arial" w:hAnsi="Arial" w:cs="Arial"/>
+              </w:rPr>
+              <w:t>Kaarten en secties</w:t>
+            </w:r>
+          </w:p>
+        </w:tc>
+      </w:tr>
+      <w:tr>
+        <w:trPr>
+          <w:tblCellSpacing w:w="15" w:type="dxa"/>
+        </w:trPr>
+        <w:tc>
+          <w:tcPr>
+            <w:tcW w:w="1639" w:type="dxa"/>
+            <w:vAlign w:val="center"/>
+            <w:hideMark/>
+          </w:tcPr>
+          <w:p>
+            <w:pPr>
+              <w:rPr>
+                <w:rFonts w:ascii="Arial" w:hAnsi="Arial" w:cs="Arial"/>
+              </w:rPr>
+            </w:pPr>
+            <w:r>
+              <w:rPr>
+                <w:rFonts w:ascii="Arial" w:hAnsi="Arial" w:cs="Arial"/>
+              </w:rPr>
+              <w:t>Lichtgrijs</w:t>
+            </w:r>
+          </w:p>
+        </w:tc>
+        <w:tc>
+          <w:tcPr>
+            <w:tcW w:w="1654" w:type="dxa"/>
+            <w:vAlign w:val="center"/>
+            <w:hideMark/>
+          </w:tcPr>
+          <w:p>
+            <w:pPr>
+              <w:rPr>
+                <w:rFonts w:ascii="Arial" w:hAnsi="Arial" w:cs="Arial"/>
+              </w:rPr>
+            </w:pPr>
+            <w:r>
+              <w:rPr>
+                <w:rFonts w:ascii="Arial" w:hAnsi="Arial" w:cs="Arial"/>
+              </w:rPr>
+              <w:t>#BDBDBD</w:t>
+            </w:r>
+          </w:p>
+        </w:tc>
+        <w:tc>
+          <w:tcPr>
+            <w:tcW w:w="1640" w:type="dxa"/>
+            <w:vAlign w:val="center"/>
+            <w:hideMark/>
+          </w:tcPr>
+          <w:p>
+            <w:pPr>
+              <w:rPr>
+                <w:rFonts w:ascii="Arial" w:hAnsi="Arial" w:cs="Arial"/>
+              </w:rPr>
+            </w:pPr>
+            <w:r>
+              <w:rPr>
+                <w:rFonts w:ascii="Arial" w:hAnsi="Arial" w:cs="Arial"/>
+              </w:rPr>
+              <w:t>Tekst en beschrijvingen</w:t>
+            </w:r>
+          </w:p>
+        </w:tc>
+      </w:tr>
+    </w:tbl>
     <w:p>
       <w:pPr>
         <w:rPr>
@@ -311,23 +963,145 @@
       <w:pPr>
         <w:rPr>
           <w:rFonts w:ascii="Arial" w:hAnsi="Arial" w:cs="Arial"/>
-          <w:u w:val="single"/>
+          <w:b/>
+          <w:bCs/>
         </w:rPr>
       </w:pPr>
+      <w:r>
+        <w:rPr>
+          <w:rFonts w:ascii="Arial" w:hAnsi="Arial" w:cs="Arial"/>
+          <w:b/>
+          <w:bCs/>
+        </w:rPr>
+        <w:t>Kleurenharmonie</w:t>
+      </w:r>
     </w:p>
     <w:p>
       <w:pPr>
         <w:rPr>
           <w:rFonts w:ascii="Arial" w:hAnsi="Arial" w:cs="Arial"/>
+        </w:rPr>
+      </w:pPr>
+      <w:r>
+        <w:rPr>
+          <w:rFonts w:ascii="Arial" w:hAnsi="Arial" w:cs="Arial"/>
+        </w:rPr>
+        <w:t xml:space="preserve">Ik heb gebruik gemaakt van een </w:t>
+      </w:r>
+      <w:r>
+        <w:rPr>
+          <w:rFonts w:ascii="Arial" w:hAnsi="Arial" w:cs="Arial"/>
+          <w:b/>
+          <w:bCs/>
+        </w:rPr>
+        <w:t>analoge kleurenharmonie</w:t>
+      </w:r>
+      <w:r>
+        <w:rPr>
+          <w:rFonts w:ascii="Arial" w:hAnsi="Arial" w:cs="Arial"/>
+        </w:rPr>
+        <w:t xml:space="preserve"> </w:t>
+      </w:r>
+      <w:r>
+        <w:rPr>
+          <w:rFonts w:ascii="Arial" w:hAnsi="Arial" w:cs="Arial"/>
+        </w:rPr>
+        <w:t>d</w:t>
+      </w:r>
+      <w:r>
+        <w:rPr>
+          <w:rFonts w:ascii="Arial" w:hAnsi="Arial" w:cs="Arial"/>
+        </w:rPr>
+        <w:t>e groentinten liggen dicht bij elkaar waardoor ze goed combineren en zorgen voor een rustige uitstraling</w:t>
+      </w:r>
+    </w:p>
+    <w:p>
+      <w:pPr>
+        <w:rPr>
+          <w:rFonts w:ascii="Arial" w:hAnsi="Arial" w:cs="Arial"/>
+          <w:b/>
+          <w:bCs/>
+        </w:rPr>
+      </w:pPr>
+      <w:proofErr w:type="spellStart"/>
+      <w:r>
+        <w:rPr>
+          <w:rFonts w:ascii="Arial" w:hAnsi="Arial" w:cs="Arial"/>
+          <w:b/>
+          <w:bCs/>
+        </w:rPr>
+        <w:t>Color</w:t>
+      </w:r>
+      <w:proofErr w:type="spellEnd"/>
+      <w:r>
+        <w:rPr>
+          <w:rFonts w:ascii="Arial" w:hAnsi="Arial" w:cs="Arial"/>
+          <w:b/>
+          <w:bCs/>
+        </w:rPr>
+        <w:t xml:space="preserve"> </w:t>
+      </w:r>
+      <w:proofErr w:type="spellStart"/>
+      <w:r>
+        <w:rPr>
+          <w:rFonts w:ascii="Arial" w:hAnsi="Arial" w:cs="Arial"/>
+          <w:b/>
+          <w:bCs/>
+        </w:rPr>
+        <w:t>Theory</w:t>
+      </w:r>
+      <w:proofErr w:type="spellEnd"/>
+    </w:p>
+    <w:p>
+      <w:pPr>
+        <w:rPr>
+          <w:rFonts w:ascii="Arial" w:hAnsi="Arial" w:cs="Arial"/>
+        </w:rPr>
+      </w:pPr>
+      <w:r>
+        <w:rPr>
+          <w:rFonts w:ascii="Arial" w:hAnsi="Arial" w:cs="Arial"/>
+        </w:rPr>
+        <w:t>Bij het kiezen van de kleuren heb ik rekening gehouden met contrast en leesbaarheid. De lichte kleuren steken goed af tegen de donkere achtergrond, waardoor de inhoud duidelijk zichtbaar blijft</w:t>
+      </w:r>
+    </w:p>
+    <w:p>
+      <w:pPr>
+        <w:rPr>
+          <w:rFonts w:ascii="Arial" w:hAnsi="Arial" w:cs="Arial"/>
+          <w:b/>
+          <w:bCs/>
+        </w:rPr>
+      </w:pPr>
+      <w:r>
+        <w:rPr>
+          <w:rFonts w:ascii="Arial" w:hAnsi="Arial" w:cs="Arial"/>
+          <w:b/>
+          <w:bCs/>
+        </w:rPr>
+        <w:t>Waarom deze kleuren?</w:t>
+      </w:r>
+    </w:p>
+    <w:p>
+      <w:pPr>
+        <w:rPr>
+          <w:rFonts w:ascii="Arial" w:hAnsi="Arial" w:cs="Arial"/>
+        </w:rPr>
+      </w:pPr>
+      <w:r>
+        <w:rPr>
+          <w:rFonts w:ascii="Arial" w:hAnsi="Arial" w:cs="Arial"/>
+        </w:rPr>
+        <w:t>Ik heb gekozen voor groen en zwart omdat deze kleuren een moderne en professionele uitstraling geven. Groen zorgt voor een frisse en opvallende uitstraling, terwijl zwart en grijstinten zorgen voor een rustige achtergrond. Hierdoor vallen belangrijke onderdelen, zoals knoppen en titels, beter op en blijft de website overzichtelijk voor de gebruiker</w:t>
+      </w:r>
+    </w:p>
+    <w:p>
+      <w:pPr>
+        <w:rPr>
+          <w:rFonts w:ascii="Arial" w:hAnsi="Arial" w:cs="Arial"/>
           <w:u w:val="single"/>
         </w:rPr>
       </w:pPr>
-      <w:r>
-        <w:rPr>
-          <w:highlight w:val="yellow"/>
-        </w:rPr>
-        <w:t>Ik heb gekozen voor blauw en zwart als hoofdkleuren van mijn website. Blauw is mijn primaire kleur en zwart gebruik ik als secundaire kleur. Ik heb gekozen voor deze kleuren omdat ze een moderne en professionele uitstraling geven</w:t>
-      </w:r>
     </w:p>
     <w:sectPr>
       <w:pgSz w:w="11906" w:h="16838"/>
@@ -767,7 +1541,6 @@
     <w:next w:val="Standaard"/>
     <w:link w:val="Kop2Char"/>
     <w:uiPriority w:val="9"/>
-    <w:semiHidden/>
     <w:unhideWhenUsed/>
     <w:qFormat/>
     <w:rsid w:val="00A01ED8"/>
@@ -983,7 +1756,6 @@
     <w:basedOn w:val="Standaardalinea-lettertype"/>
     <w:link w:val="Kop2"/>
     <w:uiPriority w:val="9"/>
-    <w:semiHidden/>
     <w:rsid w:val="00A01ED8"/>
     <w:rPr>
       <w:rFonts w:asciiTheme="majorHAnsi" w:eastAsiaTheme="majorEastAsia" w:hAnsiTheme="majorHAnsi" w:cstheme="majorBidi"/>
@@ -1253,6 +2025,41 @@
       <w:smallCaps/>
       <w:color w:val="0F4761" w:themeColor="accent1" w:themeShade="BF"/>
       <w:spacing w:val="5"/>
+    </w:rPr>
+  </w:style>
+  <w:style w:type="character" w:styleId="Hyperlink">
+    <w:name w:val="Hyperlink"/>
+    <w:basedOn w:val="Standaardalinea-lettertype"/>
+    <w:uiPriority w:val="99"/>
+    <w:unhideWhenUsed/>
+    <w:rsid w:val="008F411D"/>
+    <w:rPr>
+      <w:color w:val="467886" w:themeColor="hyperlink"/>
+      <w:u w:val="single"/>
+    </w:rPr>
+  </w:style>
+  <w:style w:type="character" w:styleId="Onopgelostemelding">
+    <w:name w:val="Unresolved Mention"/>
+    <w:basedOn w:val="Standaardalinea-lettertype"/>
+    <w:uiPriority w:val="99"/>
+    <w:semiHidden/>
+    <w:unhideWhenUsed/>
+    <w:rsid w:val="008F411D"/>
+    <w:rPr>
+      <w:color w:val="605E5C"/>
+      <w:shd w:val="clear" w:color="auto" w:fill="E1DFDD"/>
+    </w:rPr>
+  </w:style>
+  <w:style w:type="character" w:styleId="GevolgdeHyperlink">
+    <w:name w:val="FollowedHyperlink"/>
+    <w:basedOn w:val="Standaardalinea-lettertype"/>
+    <w:uiPriority w:val="99"/>
+    <w:semiHidden/>
+    <w:unhideWhenUsed/>
+    <w:rsid w:val="008F411D"/>
+    <w:rPr>
+      <w:color w:val="96607D" w:themeColor="followedHyperlink"/>
+      <w:u w:val="single"/>
     </w:rPr>
   </w:style>
 </w:styles>
@@ -1574,6 +2381,23 @@
 </file>
 
 <file path=customXml/item1.xml><?xml version="1.0" encoding="utf-8"?>
+<?mso-contentType ?>
+<FormTemplates xmlns="http://schemas.microsoft.com/sharepoint/v3/contenttype/forms">
+  <Display>DocumentLibraryForm</Display>
+  <Edit>DocumentLibraryForm</Edit>
+  <New>DocumentLibraryForm</New>
+</FormTemplates>
+</file>
+
+<file path=customXml/item2.xml><?xml version="1.0" encoding="utf-8"?>
+<p:properties xmlns:p="http://schemas.microsoft.com/office/2006/metadata/properties" xmlns:xsi="http://www.w3.org/2001/XMLSchema-instance" xmlns:pc="http://schemas.microsoft.com/office/infopath/2007/PartnerControls">
+  <documentManagement>
+    <_activity xmlns="c8903ae9-d798-43a2-81ce-6d2d6ab76701" xsi:nil="true"/>
+  </documentManagement>
+</p:properties>
+</file>
+
+<file path=customXml/item3.xml><?xml version="1.0" encoding="utf-8"?>
 <ct:contentTypeSchema xmlns:ct="http://schemas.microsoft.com/office/2006/metadata/contentType" xmlns:ma="http://schemas.microsoft.com/office/2006/metadata/properties/metaAttributes" ct:_="" ma:_="" ma:contentTypeName="Document" ma:contentTypeID="0x01010029F828C5D75FF4429E78825935EE034C" ma:contentTypeVersion="11" ma:contentTypeDescription="Een nieuw document maken." ma:contentTypeScope="" ma:versionID="20d0463564b3da29ac894474f8deb943">
   <xsd:schema xmlns:xsd="http://www.w3.org/2001/XMLSchema" xmlns:xs="http://www.w3.org/2001/XMLSchema" xmlns:p="http://schemas.microsoft.com/office/2006/metadata/properties" xmlns:ns3="c8903ae9-d798-43a2-81ce-6d2d6ab76701" targetNamespace="http://schemas.microsoft.com/office/2006/metadata/properties" ma:root="true" ma:fieldsID="e863a470c5b4687415df45cb9c4ee5d5" ns3:_="">
     <xsd:import namespace="c8903ae9-d798-43a2-81ce-6d2d6ab76701"/>
@@ -1761,24 +2585,25 @@
 </ct:contentTypeSchema>
 </file>
 
-<file path=customXml/item2.xml><?xml version="1.0" encoding="utf-8"?>
-<p:properties xmlns:p="http://schemas.microsoft.com/office/2006/metadata/properties" xmlns:xsi="http://www.w3.org/2001/XMLSchema-instance" xmlns:pc="http://schemas.microsoft.com/office/infopath/2007/PartnerControls">
-  <documentManagement>
-    <_activity xmlns="c8903ae9-d798-43a2-81ce-6d2d6ab76701" xsi:nil="true"/>
-  </documentManagement>
-</p:properties>
+<file path=customXml/itemProps1.xml><?xml version="1.0" encoding="utf-8"?>
+<ds:datastoreItem xmlns:ds="http://schemas.openxmlformats.org/officeDocument/2006/customXml" ds:itemID="{725216DC-747D-4541-8BE4-4D04A5229916}">
+  <ds:schemaRefs>
+    <ds:schemaRef ds:uri="http://schemas.microsoft.com/sharepoint/v3/contenttype/forms"/>
+  </ds:schemaRefs>
+</ds:datastoreItem>
 </file>
 
-<file path=customXml/item3.xml><?xml version="1.0" encoding="utf-8"?>
-<?mso-contentType ?>
-<FormTemplates xmlns="http://schemas.microsoft.com/sharepoint/v3/contenttype/forms">
-  <Display>DocumentLibraryForm</Display>
-  <Edit>DocumentLibraryForm</Edit>
-  <New>DocumentLibraryForm</New>
-</FormTemplates>
+<file path=customXml/itemProps2.xml><?xml version="1.0" encoding="utf-8"?>
+<ds:datastoreItem xmlns:ds="http://schemas.openxmlformats.org/officeDocument/2006/customXml" ds:itemID="{3E229944-4E19-4B12-8A30-187E2EAC9348}">
+  <ds:schemaRefs>
+    <ds:schemaRef ds:uri="http://schemas.microsoft.com/office/2006/metadata/properties"/>
+    <ds:schemaRef ds:uri="http://schemas.microsoft.com/office/infopath/2007/PartnerControls"/>
+    <ds:schemaRef ds:uri="c8903ae9-d798-43a2-81ce-6d2d6ab76701"/>
+  </ds:schemaRefs>
+</ds:datastoreItem>
 </file>
 
-<file path=customXml/itemProps1.xml><?xml version="1.0" encoding="utf-8"?>
+<file path=customXml/itemProps3.xml><?xml version="1.0" encoding="utf-8"?>
 <ds:datastoreItem xmlns:ds="http://schemas.openxmlformats.org/officeDocument/2006/customXml" ds:itemID="{211BED6C-3E09-47AF-9106-875917F9262C}">
   <ds:schemaRefs>
     <ds:schemaRef ds:uri="http://schemas.microsoft.com/office/2006/metadata/contentType"/>
@@ -1794,22 +2619,4 @@
     <ds:schemaRef ds:uri="http://schemas.microsoft.com/internal/obd"/>
   </ds:schemaRefs>
 </ds:datastoreItem>
-</file>
-
-<file path=customXml/itemProps2.xml><?xml version="1.0" encoding="utf-8"?>
-<ds:datastoreItem xmlns:ds="http://schemas.openxmlformats.org/officeDocument/2006/customXml" ds:itemID="{3E229944-4E19-4B12-8A30-187E2EAC9348}">
-  <ds:schemaRefs>
-    <ds:schemaRef ds:uri="http://schemas.microsoft.com/office/2006/metadata/properties"/>
-    <ds:schemaRef ds:uri="http://schemas.microsoft.com/office/infopath/2007/PartnerControls"/>
-    <ds:schemaRef ds:uri="c8903ae9-d798-43a2-81ce-6d2d6ab76701"/>
-  </ds:schemaRefs>
-</ds:datastoreItem>
-</file>
-
-<file path=customXml/itemProps3.xml><?xml version="1.0" encoding="utf-8"?>
-<ds:datastoreItem xmlns:ds="http://schemas.openxmlformats.org/officeDocument/2006/customXml" ds:itemID="{725216DC-747D-4541-8BE4-4D04A5229916}">
-  <ds:schemaRefs>
-    <ds:schemaRef ds:uri="http://schemas.microsoft.com/sharepoint/v3/contenttype/forms"/>
-  </ds:schemaRefs>
-</ds:datastoreItem>
 </file>